--- a/Data/sample_docs/Information-Security-Policy.docx
+++ b/Data/sample_docs/Information-Security-Policy.docx
@@ -38,7 +38,7 @@
     </w:p>
     <w:p>
       <w:r>
-        <w:t>Company devices and accounts are for business use. Limited personal use is allowed if it does not affect work, break the law or expose company data. Never install unapproved software or disable the endpoint protection agent.</w:t>
+        <w:t>Company devices and accounts are for business use. Limited personal use is allowed if it does not affect work, break the law or expose company data. Never install unapproved software or disable the endpoint protection software.</w:t>
       </w:r>
     </w:p>
     <w:p>
